--- a/docs/manuales_solucion/word/01_produccion_CHG-222.docx
+++ b/docs/manuales_solucion/word/01_produccion_CHG-222.docx
@@ -23,7 +23,7 @@
         <w:pStyle w:val="ListBullet"/>
       </w:pPr>
       <w:r>
-        <w:t>Alcance por ambiente: Local; no promovido a QA</w:t>
+        <w:t>Alcance por ambiente: Local y QA</w:t>
       </w:r>
     </w:p>
     <w:p>
@@ -31,7 +31,7 @@
         <w:pStyle w:val="ListBullet"/>
       </w:pPr>
       <w:r>
-        <w:t>Ultima revision: 2026-08-21</w:t>
+        <w:t>Ultima revision: 2026-08-24</w:t>
       </w:r>
     </w:p>
     <w:p>
@@ -109,6 +109,11 @@
       </w:pPr>
       <w:r>
         <w:t>Acceso y prerequisitos</w:t>
+      </w:r>
+    </w:p>
+    <w:p>
+      <w:r>
+        <w:t>En Local, liberar, iniciar, pausar, reanudar, enviar a validacion, finalizar y cancelar requieren permisos independientes. Terminar una etapa exige `production.order_stage.complete`; capturar avance con `production.order_stage.update` no concede esa declaracion. La alta actual valida, reserva y nace liberada, por lo que requiere `production.order.release`.</w:t>
       </w:r>
     </w:p>
     <w:p>
